--- a/отчёты/ЛР10 Рекурсия.docx
+++ b/отчёты/ЛР10 Рекурсия.docx
@@ -14,7 +14,8 @@
     </w:p>
     <w:p>
       <w:pPr>
-        <w:spacing w:after="80"/>
+        <w:keepNext w:val="false"/>
+        <w:spacing w:after="80" w:before="0"/>
         <w:ind w:firstLine="709"/>
         <w:jc w:val="both"/>
       </w:pPr>
@@ -44,7 +45,8 @@
     </w:p>
     <w:p>
       <w:pPr>
-        <w:spacing w:after="80"/>
+        <w:keepNext w:val="false"/>
+        <w:spacing w:after="80" w:before="0"/>
         <w:ind w:firstLine="709"/>
         <w:jc w:val="both"/>
       </w:pPr>
@@ -139,7 +141,7 @@
           <w:right w:val="single" w:color="BFBFBF" w:sz="4" w:space="4"/>
         </w:pBdr>
         <w:shd w:fill="F4F4F4" w:color="auto" w:val="clear"/>
-        <w:spacing w:after="0" w:before="60" w:line="240"/>
+        <w:spacing w:after="0" w:before="60" w:line="240" w:lineRule="auto"/>
         <w:ind w:left="113" w:right="113"/>
       </w:pPr>
       <w:r>
@@ -161,7 +163,7 @@
           <w:right w:val="single" w:color="BFBFBF" w:sz="4" w:space="4"/>
         </w:pBdr>
         <w:shd w:fill="F4F4F4" w:color="auto" w:val="clear"/>
-        <w:spacing w:after="0" w:before="0" w:line="240"/>
+        <w:spacing w:after="0" w:before="0" w:line="240" w:lineRule="auto"/>
         <w:ind w:left="113" w:right="113"/>
       </w:pPr>
       <w:r>
@@ -183,7 +185,7 @@
           <w:right w:val="single" w:color="BFBFBF" w:sz="4" w:space="4"/>
         </w:pBdr>
         <w:shd w:fill="F4F4F4" w:color="auto" w:val="clear"/>
-        <w:spacing w:after="0" w:before="0" w:line="240"/>
+        <w:spacing w:after="0" w:before="0" w:line="240" w:lineRule="auto"/>
         <w:ind w:left="113" w:right="113"/>
       </w:pPr>
       <w:r>
@@ -205,7 +207,7 @@
           <w:right w:val="single" w:color="BFBFBF" w:sz="4" w:space="4"/>
         </w:pBdr>
         <w:shd w:fill="F4F4F4" w:color="auto" w:val="clear"/>
-        <w:spacing w:after="0" w:before="0" w:line="240"/>
+        <w:spacing w:after="0" w:before="0" w:line="240" w:lineRule="auto"/>
         <w:ind w:left="113" w:right="113"/>
       </w:pPr>
       <w:r>
@@ -227,7 +229,7 @@
           <w:right w:val="single" w:color="BFBFBF" w:sz="4" w:space="4"/>
         </w:pBdr>
         <w:shd w:fill="F4F4F4" w:color="auto" w:val="clear"/>
-        <w:spacing w:after="0" w:before="0" w:line="240"/>
+        <w:spacing w:after="0" w:before="0" w:line="240" w:lineRule="auto"/>
         <w:ind w:left="113" w:right="113"/>
       </w:pPr>
       <w:r>
@@ -249,7 +251,7 @@
           <w:right w:val="single" w:color="BFBFBF" w:sz="4" w:space="4"/>
         </w:pBdr>
         <w:shd w:fill="F4F4F4" w:color="auto" w:val="clear"/>
-        <w:spacing w:after="0" w:before="0" w:line="240"/>
+        <w:spacing w:after="0" w:before="0" w:line="240" w:lineRule="auto"/>
         <w:ind w:left="113" w:right="113"/>
       </w:pPr>
       <w:r>
@@ -271,7 +273,7 @@
           <w:right w:val="single" w:color="BFBFBF" w:sz="4" w:space="4"/>
         </w:pBdr>
         <w:shd w:fill="F4F4F4" w:color="auto" w:val="clear"/>
-        <w:spacing w:after="0" w:before="0" w:line="240"/>
+        <w:spacing w:after="0" w:before="0" w:line="240" w:lineRule="auto"/>
         <w:ind w:left="113" w:right="113"/>
       </w:pPr>
       <w:r>
@@ -293,7 +295,7 @@
           <w:right w:val="single" w:color="BFBFBF" w:sz="4" w:space="4"/>
         </w:pBdr>
         <w:shd w:fill="F4F4F4" w:color="auto" w:val="clear"/>
-        <w:spacing w:after="0" w:before="0" w:line="240"/>
+        <w:spacing w:after="0" w:before="0" w:line="240" w:lineRule="auto"/>
         <w:ind w:left="113" w:right="113"/>
       </w:pPr>
       <w:r>
@@ -315,7 +317,7 @@
           <w:right w:val="single" w:color="BFBFBF" w:sz="4" w:space="4"/>
         </w:pBdr>
         <w:shd w:fill="F4F4F4" w:color="auto" w:val="clear"/>
-        <w:spacing w:after="0" w:before="0" w:line="240"/>
+        <w:spacing w:after="0" w:before="0" w:line="240" w:lineRule="auto"/>
         <w:ind w:left="113" w:right="113"/>
       </w:pPr>
       <w:r>
@@ -337,7 +339,7 @@
           <w:right w:val="single" w:color="BFBFBF" w:sz="4" w:space="4"/>
         </w:pBdr>
         <w:shd w:fill="F4F4F4" w:color="auto" w:val="clear"/>
-        <w:spacing w:after="0" w:before="0" w:line="240"/>
+        <w:spacing w:after="0" w:before="0" w:line="240" w:lineRule="auto"/>
         <w:ind w:left="113" w:right="113"/>
       </w:pPr>
       <w:r>
@@ -359,7 +361,7 @@
           <w:right w:val="single" w:color="BFBFBF" w:sz="4" w:space="4"/>
         </w:pBdr>
         <w:shd w:fill="F4F4F4" w:color="auto" w:val="clear"/>
-        <w:spacing w:after="0" w:before="0" w:line="240"/>
+        <w:spacing w:after="0" w:before="0" w:line="240" w:lineRule="auto"/>
         <w:ind w:left="113" w:right="113"/>
       </w:pPr>
       <w:r>
@@ -381,7 +383,7 @@
           <w:right w:val="single" w:color="BFBFBF" w:sz="4" w:space="4"/>
         </w:pBdr>
         <w:shd w:fill="F4F4F4" w:color="auto" w:val="clear"/>
-        <w:spacing w:after="0" w:before="0" w:line="240"/>
+        <w:spacing w:after="0" w:before="0" w:line="240" w:lineRule="auto"/>
         <w:ind w:left="113" w:right="113"/>
       </w:pPr>
       <w:r>
@@ -403,7 +405,7 @@
           <w:right w:val="single" w:color="BFBFBF" w:sz="4" w:space="4"/>
         </w:pBdr>
         <w:shd w:fill="F4F4F4" w:color="auto" w:val="clear"/>
-        <w:spacing w:after="160" w:before="0" w:line="240"/>
+        <w:spacing w:after="160" w:before="0" w:line="240" w:lineRule="auto"/>
         <w:ind w:left="113" w:right="113"/>
       </w:pPr>
       <w:r>
@@ -427,7 +429,8 @@
     </w:p>
     <w:p>
       <w:pPr>
-        <w:spacing w:after="80"/>
+        <w:keepNext w:val="false"/>
+        <w:spacing w:after="80" w:before="0"/>
         <w:ind w:firstLine="709"/>
         <w:jc w:val="both"/>
       </w:pPr>
@@ -499,7 +502,7 @@
           <w:right w:val="single" w:color="BFBFBF" w:sz="4" w:space="4"/>
         </w:pBdr>
         <w:shd w:fill="F4F4F4" w:color="auto" w:val="clear"/>
-        <w:spacing w:after="0" w:before="60" w:line="240"/>
+        <w:spacing w:after="0" w:before="60" w:line="240" w:lineRule="auto"/>
         <w:ind w:left="113" w:right="113"/>
       </w:pPr>
       <w:r>
@@ -521,7 +524,7 @@
           <w:right w:val="single" w:color="BFBFBF" w:sz="4" w:space="4"/>
         </w:pBdr>
         <w:shd w:fill="F4F4F4" w:color="auto" w:val="clear"/>
-        <w:spacing w:after="0" w:before="0" w:line="240"/>
+        <w:spacing w:after="0" w:before="0" w:line="240" w:lineRule="auto"/>
         <w:ind w:left="113" w:right="113"/>
       </w:pPr>
       <w:r>
@@ -543,7 +546,7 @@
           <w:right w:val="single" w:color="BFBFBF" w:sz="4" w:space="4"/>
         </w:pBdr>
         <w:shd w:fill="F4F4F4" w:color="auto" w:val="clear"/>
-        <w:spacing w:after="0" w:before="0" w:line="240"/>
+        <w:spacing w:after="0" w:before="0" w:line="240" w:lineRule="auto"/>
         <w:ind w:left="113" w:right="113"/>
       </w:pPr>
       <w:r>
@@ -565,7 +568,7 @@
           <w:right w:val="single" w:color="BFBFBF" w:sz="4" w:space="4"/>
         </w:pBdr>
         <w:shd w:fill="F4F4F4" w:color="auto" w:val="clear"/>
-        <w:spacing w:after="0" w:before="0" w:line="240"/>
+        <w:spacing w:after="0" w:before="0" w:line="240" w:lineRule="auto"/>
         <w:ind w:left="113" w:right="113"/>
       </w:pPr>
       <w:r>
@@ -587,7 +590,7 @@
           <w:right w:val="single" w:color="BFBFBF" w:sz="4" w:space="4"/>
         </w:pBdr>
         <w:shd w:fill="F4F4F4" w:color="auto" w:val="clear"/>
-        <w:spacing w:after="0" w:before="0" w:line="240"/>
+        <w:spacing w:after="0" w:before="0" w:line="240" w:lineRule="auto"/>
         <w:ind w:left="113" w:right="113"/>
       </w:pPr>
       <w:r>
@@ -609,7 +612,7 @@
           <w:right w:val="single" w:color="BFBFBF" w:sz="4" w:space="4"/>
         </w:pBdr>
         <w:shd w:fill="F4F4F4" w:color="auto" w:val="clear"/>
-        <w:spacing w:after="0" w:before="0" w:line="240"/>
+        <w:spacing w:after="0" w:before="0" w:line="240" w:lineRule="auto"/>
         <w:ind w:left="113" w:right="113"/>
       </w:pPr>
       <w:r>
@@ -631,7 +634,7 @@
           <w:right w:val="single" w:color="BFBFBF" w:sz="4" w:space="4"/>
         </w:pBdr>
         <w:shd w:fill="F4F4F4" w:color="auto" w:val="clear"/>
-        <w:spacing w:after="0" w:before="0" w:line="240"/>
+        <w:spacing w:after="0" w:before="0" w:line="240" w:lineRule="auto"/>
         <w:ind w:left="113" w:right="113"/>
       </w:pPr>
       <w:r>
@@ -653,7 +656,7 @@
           <w:right w:val="single" w:color="BFBFBF" w:sz="4" w:space="4"/>
         </w:pBdr>
         <w:shd w:fill="F4F4F4" w:color="auto" w:val="clear"/>
-        <w:spacing w:after="160" w:before="0" w:line="240"/>
+        <w:spacing w:after="160" w:before="0" w:line="240" w:lineRule="auto"/>
         <w:ind w:left="113" w:right="113"/>
       </w:pPr>
       <w:r>
@@ -677,7 +680,8 @@
     </w:p>
     <w:p>
       <w:pPr>
-        <w:spacing w:after="80"/>
+        <w:keepNext w:val="false"/>
+        <w:spacing w:after="80" w:before="0"/>
         <w:ind w:firstLine="709"/>
         <w:jc w:val="both"/>
       </w:pPr>
@@ -706,7 +710,7 @@
           <w:right w:val="single" w:color="BFBFBF" w:sz="4" w:space="4"/>
         </w:pBdr>
         <w:shd w:fill="F4F4F4" w:color="auto" w:val="clear"/>
-        <w:spacing w:after="0" w:before="60" w:line="240"/>
+        <w:spacing w:after="0" w:before="60" w:line="240" w:lineRule="auto"/>
         <w:ind w:left="113" w:right="113"/>
       </w:pPr>
       <w:r>
@@ -728,7 +732,7 @@
           <w:right w:val="single" w:color="BFBFBF" w:sz="4" w:space="4"/>
         </w:pBdr>
         <w:shd w:fill="F4F4F4" w:color="auto" w:val="clear"/>
-        <w:spacing w:after="0" w:before="0" w:line="240"/>
+        <w:spacing w:after="0" w:before="0" w:line="240" w:lineRule="auto"/>
         <w:ind w:left="113" w:right="113"/>
       </w:pPr>
       <w:r>
@@ -750,7 +754,7 @@
           <w:right w:val="single" w:color="BFBFBF" w:sz="4" w:space="4"/>
         </w:pBdr>
         <w:shd w:fill="F4F4F4" w:color="auto" w:val="clear"/>
-        <w:spacing w:after="0" w:before="0" w:line="240"/>
+        <w:spacing w:after="0" w:before="0" w:line="240" w:lineRule="auto"/>
         <w:ind w:left="113" w:right="113"/>
       </w:pPr>
       <w:r>
@@ -772,7 +776,7 @@
           <w:right w:val="single" w:color="BFBFBF" w:sz="4" w:space="4"/>
         </w:pBdr>
         <w:shd w:fill="F4F4F4" w:color="auto" w:val="clear"/>
-        <w:spacing w:after="0" w:before="0" w:line="240"/>
+        <w:spacing w:after="0" w:before="0" w:line="240" w:lineRule="auto"/>
         <w:ind w:left="113" w:right="113"/>
       </w:pPr>
       <w:r>
@@ -794,7 +798,7 @@
           <w:right w:val="single" w:color="BFBFBF" w:sz="4" w:space="4"/>
         </w:pBdr>
         <w:shd w:fill="F4F4F4" w:color="auto" w:val="clear"/>
-        <w:spacing w:after="0" w:before="0" w:line="240"/>
+        <w:spacing w:after="0" w:before="0" w:line="240" w:lineRule="auto"/>
         <w:ind w:left="113" w:right="113"/>
       </w:pPr>
       <w:r>
@@ -816,7 +820,7 @@
           <w:right w:val="single" w:color="BFBFBF" w:sz="4" w:space="4"/>
         </w:pBdr>
         <w:shd w:fill="F4F4F4" w:color="auto" w:val="clear"/>
-        <w:spacing w:after="0" w:before="0" w:line="240"/>
+        <w:spacing w:after="0" w:before="0" w:line="240" w:lineRule="auto"/>
         <w:ind w:left="113" w:right="113"/>
       </w:pPr>
       <w:r>
@@ -838,7 +842,7 @@
           <w:right w:val="single" w:color="BFBFBF" w:sz="4" w:space="4"/>
         </w:pBdr>
         <w:shd w:fill="F4F4F4" w:color="auto" w:val="clear"/>
-        <w:spacing w:after="160" w:before="0" w:line="240"/>
+        <w:spacing w:after="160" w:before="0" w:line="240" w:lineRule="auto"/>
         <w:ind w:left="113" w:right="113"/>
       </w:pPr>
       <w:r>
@@ -870,7 +874,7 @@
           <w:right w:val="single" w:color="BFBFBF" w:sz="4" w:space="4"/>
         </w:pBdr>
         <w:shd w:fill="F4F4F4" w:color="auto" w:val="clear"/>
-        <w:spacing w:after="0" w:before="60" w:line="240"/>
+        <w:spacing w:after="0" w:before="60" w:line="240" w:lineRule="auto"/>
         <w:ind w:left="113" w:right="113"/>
       </w:pPr>
       <w:r>
@@ -892,7 +896,7 @@
           <w:right w:val="single" w:color="BFBFBF" w:sz="4" w:space="4"/>
         </w:pBdr>
         <w:shd w:fill="F4F4F4" w:color="auto" w:val="clear"/>
-        <w:spacing w:after="0" w:before="0" w:line="240"/>
+        <w:spacing w:after="0" w:before="0" w:line="240" w:lineRule="auto"/>
         <w:ind w:left="113" w:right="113"/>
       </w:pPr>
       <w:r>
@@ -914,7 +918,7 @@
           <w:right w:val="single" w:color="BFBFBF" w:sz="4" w:space="4"/>
         </w:pBdr>
         <w:shd w:fill="F4F4F4" w:color="auto" w:val="clear"/>
-        <w:spacing w:after="0" w:before="0" w:line="240"/>
+        <w:spacing w:after="0" w:before="0" w:line="240" w:lineRule="auto"/>
         <w:ind w:left="113" w:right="113"/>
       </w:pPr>
       <w:r>
@@ -936,7 +940,7 @@
           <w:right w:val="single" w:color="BFBFBF" w:sz="4" w:space="4"/>
         </w:pBdr>
         <w:shd w:fill="F4F4F4" w:color="auto" w:val="clear"/>
-        <w:spacing w:after="0" w:before="0" w:line="240"/>
+        <w:spacing w:after="0" w:before="0" w:line="240" w:lineRule="auto"/>
         <w:ind w:left="113" w:right="113"/>
       </w:pPr>
       <w:r>
@@ -958,7 +962,7 @@
           <w:right w:val="single" w:color="BFBFBF" w:sz="4" w:space="4"/>
         </w:pBdr>
         <w:shd w:fill="F4F4F4" w:color="auto" w:val="clear"/>
-        <w:spacing w:after="0" w:before="0" w:line="240"/>
+        <w:spacing w:after="0" w:before="0" w:line="240" w:lineRule="auto"/>
         <w:ind w:left="113" w:right="113"/>
       </w:pPr>
       <w:r>
@@ -980,7 +984,7 @@
           <w:right w:val="single" w:color="BFBFBF" w:sz="4" w:space="4"/>
         </w:pBdr>
         <w:shd w:fill="F4F4F4" w:color="auto" w:val="clear"/>
-        <w:spacing w:after="0" w:before="0" w:line="240"/>
+        <w:spacing w:after="0" w:before="0" w:line="240" w:lineRule="auto"/>
         <w:ind w:left="113" w:right="113"/>
       </w:pPr>
       <w:r>
@@ -1002,7 +1006,7 @@
           <w:right w:val="single" w:color="BFBFBF" w:sz="4" w:space="4"/>
         </w:pBdr>
         <w:shd w:fill="F4F4F4" w:color="auto" w:val="clear"/>
-        <w:spacing w:after="0" w:before="0" w:line="240"/>
+        <w:spacing w:after="0" w:before="0" w:line="240" w:lineRule="auto"/>
         <w:ind w:left="113" w:right="113"/>
       </w:pPr>
       <w:r>
@@ -1024,7 +1028,7 @@
           <w:right w:val="single" w:color="BFBFBF" w:sz="4" w:space="4"/>
         </w:pBdr>
         <w:shd w:fill="F4F4F4" w:color="auto" w:val="clear"/>
-        <w:spacing w:after="0" w:before="0" w:line="240"/>
+        <w:spacing w:after="0" w:before="0" w:line="240" w:lineRule="auto"/>
         <w:ind w:left="113" w:right="113"/>
       </w:pPr>
       <w:r>
@@ -1046,7 +1050,7 @@
           <w:right w:val="single" w:color="BFBFBF" w:sz="4" w:space="4"/>
         </w:pBdr>
         <w:shd w:fill="F4F4F4" w:color="auto" w:val="clear"/>
-        <w:spacing w:after="0" w:before="0" w:line="240"/>
+        <w:spacing w:after="0" w:before="0" w:line="240" w:lineRule="auto"/>
         <w:ind w:left="113" w:right="113"/>
       </w:pPr>
       <w:r>
@@ -1068,7 +1072,7 @@
           <w:right w:val="single" w:color="BFBFBF" w:sz="4" w:space="4"/>
         </w:pBdr>
         <w:shd w:fill="F4F4F4" w:color="auto" w:val="clear"/>
-        <w:spacing w:after="0" w:before="0" w:line="240"/>
+        <w:spacing w:after="0" w:before="0" w:line="240" w:lineRule="auto"/>
         <w:ind w:left="113" w:right="113"/>
       </w:pPr>
       <w:r>
@@ -1090,7 +1094,7 @@
           <w:right w:val="single" w:color="BFBFBF" w:sz="4" w:space="4"/>
         </w:pBdr>
         <w:shd w:fill="F4F4F4" w:color="auto" w:val="clear"/>
-        <w:spacing w:after="0" w:before="0" w:line="240"/>
+        <w:spacing w:after="0" w:before="0" w:line="240" w:lineRule="auto"/>
         <w:ind w:left="113" w:right="113"/>
       </w:pPr>
       <w:r>
@@ -1112,7 +1116,7 @@
           <w:right w:val="single" w:color="BFBFBF" w:sz="4" w:space="4"/>
         </w:pBdr>
         <w:shd w:fill="F4F4F4" w:color="auto" w:val="clear"/>
-        <w:spacing w:after="0" w:before="0" w:line="240"/>
+        <w:spacing w:after="0" w:before="0" w:line="240" w:lineRule="auto"/>
         <w:ind w:left="113" w:right="113"/>
       </w:pPr>
       <w:r>
@@ -1134,7 +1138,7 @@
           <w:right w:val="single" w:color="BFBFBF" w:sz="4" w:space="4"/>
         </w:pBdr>
         <w:shd w:fill="F4F4F4" w:color="auto" w:val="clear"/>
-        <w:spacing w:after="0" w:before="0" w:line="240"/>
+        <w:spacing w:after="0" w:before="0" w:line="240" w:lineRule="auto"/>
         <w:ind w:left="113" w:right="113"/>
       </w:pPr>
       <w:r>
@@ -1156,7 +1160,7 @@
           <w:right w:val="single" w:color="BFBFBF" w:sz="4" w:space="4"/>
         </w:pBdr>
         <w:shd w:fill="F4F4F4" w:color="auto" w:val="clear"/>
-        <w:spacing w:after="0" w:before="0" w:line="240"/>
+        <w:spacing w:after="0" w:before="0" w:line="240" w:lineRule="auto"/>
         <w:ind w:left="113" w:right="113"/>
       </w:pPr>
       <w:r>
@@ -1178,7 +1182,7 @@
           <w:right w:val="single" w:color="BFBFBF" w:sz="4" w:space="4"/>
         </w:pBdr>
         <w:shd w:fill="F4F4F4" w:color="auto" w:val="clear"/>
-        <w:spacing w:after="160" w:before="0" w:line="240"/>
+        <w:spacing w:after="160" w:before="0" w:line="240" w:lineRule="auto"/>
         <w:ind w:left="113" w:right="113"/>
       </w:pPr>
       <w:r>
@@ -1471,6 +1475,18 @@
     <w:multiLevelType w:val="hybridMultilevel"/>
     <w:lvl w:ilvl="0" w15:tentative="1">
       <w:start w:val="1"/>
+      <w:numFmt w:val="bullet"/>
+      <w:lvlText w:val="•"/>
+      <w:lvlJc w:val="left"/>
+      <w:pPr>
+        <w:ind w:left="1134" w:hanging="284"/>
+      </w:pPr>
+    </w:lvl>
+  </w:abstractNum>
+  <w:abstractNum w:abstractNumId="4" w15:restartNumberingAfterBreak="0">
+    <w:multiLevelType w:val="hybridMultilevel"/>
+    <w:lvl w:ilvl="0" w15:tentative="1">
+      <w:start w:val="1"/>
       <w:numFmt w:val="decimal"/>
       <w:lvlText w:val="%1."/>
       <w:lvlJc w:val="left"/>
